--- a/descargas/primaria-1-3/word/PRESENTE_primaria-1-3_s1_miercoles-2-dic.docx
+++ b/descargas/primaria-1-3/word/PRESENTE_primaria-1-3_s1_miercoles-2-dic.docx
@@ -128,19 +128,67 @@
       </w:hyperlink>
       <w:r>
         <w:rPr/>
-        <w:t xml:space="preserve"> (karaoke con letra; </w:t>
-      </w:r>
-      <w:hyperlink r:id="rIdL2" w:history="1">
-        <w:r>
-          <w:rPr>
-            <w:rStyle w:val="Hipervnculo"/>
-          </w:rPr>
-          <w:t xml:space="preserve">versión original</w:t>
-        </w:r>
-      </w:hyperlink>
-      <w:r>
-        <w:rPr/>
-        <w:t xml:space="preserve">). La primera vez, escuchar; la segunda, cantar el estribillo todos juntos.</w:t>
+        <w:t xml:space="preserve">. La primera vez, escuchar; la segunda, cantar el estribillo todos juntos.</w:t>
+      </w:r>
+    </w:p>
+    <w:p>
+      <w:pPr>
+        <w:pStyle w:val="Cuerpo"/>
+      </w:pPr>
+      <w:r>
+        <w:rPr>
+          <w:i/>
+          <w:iCs/>
+        </w:rPr>
+        <w:t xml:space="preserve">Preparemos el camino despertando los sentidos,</w:t>
+      </w:r>
+    </w:p>
+    <w:p>
+      <w:pPr>
+        <w:pStyle w:val="Cuerpo"/>
+      </w:pPr>
+      <w:r>
+        <w:rPr>
+          <w:i/>
+          <w:iCs/>
+        </w:rPr>
+        <w:t xml:space="preserve">abre de una vez tu portal.</w:t>
+      </w:r>
+    </w:p>
+    <w:p>
+      <w:pPr>
+        <w:pStyle w:val="Cuerpo"/>
+      </w:pPr>
+      <w:r>
+        <w:rPr>
+          <w:i/>
+          <w:iCs/>
+        </w:rPr>
+        <w:t xml:space="preserve">Preparemos el camino despertando los sentidos,</w:t>
+      </w:r>
+    </w:p>
+    <w:p>
+      <w:pPr>
+        <w:pStyle w:val="Cuerpo"/>
+      </w:pPr>
+      <w:r>
+        <w:rPr>
+          <w:i/>
+          <w:iCs/>
+        </w:rPr>
+        <w:t xml:space="preserve">que Jesús te viene a salvar.</w:t>
+      </w:r>
+    </w:p>
+    <w:p>
+      <w:pPr>
+        <w:pStyle w:val="Cuerpo"/>
+      </w:pPr>
+      <w:r>
+        <w:rPr>
+          <w:i/>
+          <w:iCs/>
+        </w:rPr>
+        <w:t xml:space="preserve">Adviento, Adviento, Adviento llegó (bis).</w:t>
       </w:r>
     </w:p>
     <w:p>
@@ -210,7 +258,7 @@
       </w:pPr>
       <w:r>
         <w:rPr/>
-        <w:t xml:space="preserve">«Jesús, el Adviento ha llegado y queremos prepararnos para recibirte». Padrenuestro.</w:t>
+        <w:t xml:space="preserve">«Jesús, el Adviento ha llegado y queremos prepararnos para recibirte».</w:t>
       </w:r>
     </w:p>
     <w:p>
